--- a/depin/content/invoice-template-namsan-1003.docx
+++ b/depin/content/invoice-template-namsan-1003.docx
@@ -51,7 +51,7 @@
                 <w:sz w:val="26"/>
                 <w:szCs w:val="26"/>
               </w:rPr>
-              <w:t xml:space="preserve">[Issuer legal name — Wellbian Labs]</w:t>
+              <w:t xml:space="preserve">WELLBIAN LABS PTE. LTD.</w:t>
             </w:r>
           </w:p>
           <w:p>
@@ -69,7 +69,7 @@
                 <w:sz w:val="17"/>
                 <w:szCs w:val="17"/>
               </w:rPr>
-              <w:t xml:space="preserve">[Registered address, line 1]</w:t>
+              <w:t xml:space="preserve">111 Somerset Road, #06-01W</w:t>
             </w:r>
           </w:p>
           <w:p>
@@ -87,7 +87,7 @@
                 <w:sz w:val="17"/>
                 <w:szCs w:val="17"/>
               </w:rPr>
-              <w:t xml:space="preserve">[City, postcode, country]</w:t>
+              <w:t xml:space="preserve">Singapore 238164</w:t>
             </w:r>
           </w:p>
           <w:p>
@@ -105,7 +105,7 @@
                 <w:sz w:val="17"/>
                 <w:szCs w:val="17"/>
               </w:rPr>
-              <w:t xml:space="preserve">Company reg. no.: [UEN / business registration no.]</w:t>
+              <w:t xml:space="preserve">UEN: 202604584N</w:t>
             </w:r>
           </w:p>
           <w:p>
@@ -123,7 +123,7 @@
                 <w:sz w:val="17"/>
                 <w:szCs w:val="17"/>
               </w:rPr>
-              <w:t xml:space="preserve">[contact email]  ·  [website]</w:t>
+              <w:t xml:space="preserve">admin@wellbianlabs.io  ·  wellbian.io</w:t>
             </w:r>
           </w:p>
         </w:tc>
@@ -189,6 +189,7 @@
                 <w:color w:val="2B2F36"/>
                 <w:sz w:val="17"/>
                 <w:szCs w:val="17"/>
+                <w:highlight w:val="yellow"/>
               </w:rPr>
               <w:t xml:space="preserve">[WBL-2026-10-001]</w:t>
             </w:r>
@@ -219,6 +220,7 @@
                 <w:color w:val="2B2F36"/>
                 <w:sz w:val="17"/>
                 <w:szCs w:val="17"/>
+                <w:highlight w:val="yellow"/>
               </w:rPr>
               <w:t xml:space="preserve">[DD Month YYYY]</w:t>
             </w:r>
@@ -340,6 +342,7 @@
           <w:color w:val="1F2A44"/>
           <w:sz w:val="21"/>
           <w:szCs w:val="21"/>
+          <w:highlight w:val="yellow"/>
         </w:rPr>
         <w:t xml:space="preserve">[Customer legal name]</w:t>
       </w:r>
@@ -358,6 +361,7 @@
           <w:color w:val="2B2F36"/>
           <w:sz w:val="18"/>
           <w:szCs w:val="18"/>
+          <w:highlight w:val="yellow"/>
         </w:rPr>
         <w:t xml:space="preserve">[Address]</w:t>
       </w:r>
@@ -376,6 +380,7 @@
           <w:color w:val="2B2F36"/>
           <w:sz w:val="18"/>
           <w:szCs w:val="18"/>
+          <w:highlight w:val="yellow"/>
         </w:rPr>
         <w:t xml:space="preserve">Attn: [Name, title]  ·  [email]</w:t>
       </w:r>
@@ -641,6 +646,7 @@
                 <w:color w:val="6B7280"/>
                 <w:sz w:val="17"/>
                 <w:szCs w:val="17"/>
+                <w:highlight w:val="yellow"/>
               </w:rPr>
               <w:t xml:space="preserve">[Scope — e.g., name/logo display, time window]</w:t>
             </w:r>
@@ -713,6 +719,7 @@
                 <w:color w:val="2B2F36"/>
                 <w:sz w:val="19"/>
                 <w:szCs w:val="19"/>
+                <w:highlight w:val="yellow"/>
               </w:rPr>
               <w:t xml:space="preserve">[0.00]</w:t>
             </w:r>
@@ -749,6 +756,7 @@
                 <w:color w:val="2B2F36"/>
                 <w:sz w:val="19"/>
                 <w:szCs w:val="19"/>
+                <w:highlight w:val="yellow"/>
               </w:rPr>
               <w:t xml:space="preserve">[0.00]</w:t>
             </w:r>
@@ -787,6 +795,7 @@
                 <w:color w:val="6B7280"/>
                 <w:sz w:val="19"/>
                 <w:szCs w:val="19"/>
+                <w:highlight w:val="yellow"/>
               </w:rPr>
               <w:t xml:space="preserve">[Additional item, if any]</w:t>
             </w:r>
@@ -1041,6 +1050,7 @@
                 <w:color w:val="2B2F36"/>
                 <w:sz w:val="19"/>
                 <w:szCs w:val="19"/>
+                <w:highlight w:val="yellow"/>
               </w:rPr>
               <w:t xml:space="preserve">[0.00]</w:t>
             </w:r>
@@ -1151,6 +1161,7 @@
                 <w:color w:val="2B2F36"/>
                 <w:sz w:val="19"/>
                 <w:szCs w:val="19"/>
+                <w:highlight w:val="yellow"/>
               </w:rPr>
               <w:t xml:space="preserve">[N/A]</w:t>
             </w:r>
@@ -1261,6 +1272,7 @@
                 <w:color w:val="1F2A44"/>
                 <w:sz w:val="21"/>
                 <w:szCs w:val="21"/>
+                <w:highlight w:val="yellow"/>
               </w:rPr>
               <w:t xml:space="preserve">[0.00]</w:t>
             </w:r>
@@ -1371,6 +1383,7 @@
                 <w:color w:val="2B2F36"/>
                 <w:sz w:val="19"/>
                 <w:szCs w:val="19"/>
+                <w:highlight w:val="yellow"/>
               </w:rPr>
               <w:t xml:space="preserve">[0.00]</w:t>
             </w:r>
@@ -1683,6 +1696,7 @@
                 <w:color w:val="2B2F36"/>
                 <w:sz w:val="18"/>
                 <w:szCs w:val="18"/>
+                <w:highlight w:val="yellow"/>
               </w:rPr>
               <w:t xml:space="preserve">[e.g., Ethereum (ERC-20) / Tron (TRC-20)]</w:t>
             </w:r>
@@ -1757,6 +1771,7 @@
                 <w:color w:val="2B2F36"/>
                 <w:sz w:val="18"/>
                 <w:szCs w:val="18"/>
+                <w:highlight w:val="yellow"/>
               </w:rPr>
               <w:t xml:space="preserve">[0.00] USDT</w:t>
             </w:r>
@@ -1831,6 +1846,7 @@
                 <w:color w:val="2B2F36"/>
                 <w:sz w:val="18"/>
                 <w:szCs w:val="18"/>
+                <w:highlight w:val="yellow"/>
               </w:rPr>
               <w:t xml:space="preserve">[wallet address]</w:t>
             </w:r>
@@ -1905,6 +1921,7 @@
                 <w:color w:val="2B2F36"/>
                 <w:sz w:val="18"/>
                 <w:szCs w:val="18"/>
+                <w:highlight w:val="yellow"/>
               </w:rPr>
               <w:t xml:space="preserve">[wallet address]</w:t>
             </w:r>
@@ -1979,6 +1996,7 @@
                 <w:color w:val="2B2F36"/>
                 <w:sz w:val="18"/>
                 <w:szCs w:val="18"/>
+                <w:highlight w:val="yellow"/>
               </w:rPr>
               <w:t xml:space="preserve">[TxID]</w:t>
             </w:r>
@@ -2053,6 +2071,7 @@
                 <w:color w:val="2B2F36"/>
                 <w:sz w:val="18"/>
                 <w:szCs w:val="18"/>
+                <w:highlight w:val="yellow"/>
               </w:rPr>
               <w:t xml:space="preserve">[YYYY-MM-DD hh:mm]</w:t>
             </w:r>
@@ -2127,6 +2146,7 @@
                 <w:color w:val="2B2F36"/>
                 <w:sz w:val="18"/>
                 <w:szCs w:val="18"/>
+                <w:highlight w:val="yellow"/>
               </w:rPr>
               <w:t xml:space="preserve">[USD / KRW amount] at [rate] on [date], source: [rate source] — for accounting only</w:t>
             </w:r>
@@ -2255,6 +2275,7 @@
                 <w:color w:val="6B7280"/>
                 <w:sz w:val="17"/>
                 <w:szCs w:val="17"/>
+                <w:highlight w:val="yellow"/>
               </w:rPr>
               <w:t xml:space="preserve">[Tax treatment note, if required]</w:t>
             </w:r>
@@ -2310,7 +2331,7 @@
                 <w:sz w:val="18"/>
                 <w:szCs w:val="18"/>
               </w:rPr>
-              <w:t xml:space="preserve">[Issuer legal name — Wellbian Labs]</w:t>
+              <w:t xml:space="preserve">WELLBIAN LABS PTE. LTD.</w:t>
             </w:r>
           </w:p>
           <w:p>
@@ -2348,6 +2369,7 @@
                 <w:color w:val="2B2F36"/>
                 <w:sz w:val="17"/>
                 <w:szCs w:val="17"/>
+                <w:highlight w:val="yellow"/>
               </w:rPr>
               <w:t xml:space="preserve">Name: [Full name]</w:t>
             </w:r>
@@ -2366,6 +2388,7 @@
                 <w:color w:val="2B2F36"/>
                 <w:sz w:val="17"/>
                 <w:szCs w:val="17"/>
+                <w:highlight w:val="yellow"/>
               </w:rPr>
               <w:t xml:space="preserve">Title: [Title]</w:t>
             </w:r>
@@ -2384,6 +2407,7 @@
                 <w:color w:val="2B2F36"/>
                 <w:sz w:val="17"/>
                 <w:szCs w:val="17"/>
+                <w:highlight w:val="yellow"/>
               </w:rPr>
               <w:t xml:space="preserve">Date: [DD Month YYYY]</w:t>
             </w:r>
@@ -2474,7 +2498,7 @@
         <w:sz w:val="15"/>
         <w:szCs w:val="15"/>
       </w:rPr>
-      <w:t xml:space="preserve">[Issuer legal name — Wellbian Labs]  ·  [contact email]  ·  [website]</w:t>
+      <w:t xml:space="preserve">WELLBIAN LABS PTE. LTD.  ·  UEN: 202604584N  ·  admin@wellbianlabs.io  ·  wellbian.io</w:t>
     </w:r>
   </w:p>
 </w:ftr>
